--- a/Exc3/ADR.docx
+++ b/Exc3/ADR.docx
@@ -508,8 +508,21 @@
               <w:pStyle w:val="normal"/>
             </w:pPr>
             <w:r>
-              <w:t>Клиент, Сайт, Интернет-банк</w:t>
-            </w:r>
+              <w:t>Новый клиент</w:t>
+            </w:r>
+            <w:r>
+              <w:t>, Сайт</w:t>
+            </w:r>
+            <w:r>
+              <w:t xml:space="preserve">, Система </w:t>
+            </w:r>
+            <w:proofErr w:type="spellStart"/>
+            <w:proofErr w:type="gramStart"/>
+            <w:r>
+              <w:t>кол-центра</w:t>
+            </w:r>
+            <w:proofErr w:type="spellEnd"/>
+            <w:proofErr w:type="gramEnd"/>
           </w:p>
         </w:tc>
         <w:tc>
@@ -533,7 +546,10 @@
               <w:pStyle w:val="normal"/>
             </w:pPr>
             <w:r>
-              <w:t>Клиент может подать заявку на депозиты на сайте</w:t>
+              <w:t>Новый к</w:t>
+            </w:r>
+            <w:r>
+              <w:t>лиент может подать заявку на депозиты на сайте</w:t>
             </w:r>
           </w:p>
         </w:tc>
@@ -558,16 +574,16 @@
               <w:pStyle w:val="normal"/>
             </w:pPr>
             <w:r>
-              <w:t xml:space="preserve">Клиент может подать заявку на депозит на сайте, в результате клиента </w:t>
+              <w:t xml:space="preserve">Клиент может подать заявку на депозит на сайте, </w:t>
+            </w:r>
+            <w:r>
+              <w:t xml:space="preserve">заявка отправляется в систему кол </w:t>
             </w:r>
             <w:proofErr w:type="spellStart"/>
             <w:r>
-              <w:t>редиректят</w:t>
+              <w:t>цетра</w:t>
             </w:r>
             <w:proofErr w:type="spellEnd"/>
-            <w:r>
-              <w:t xml:space="preserve"> в интернет-банк, чтобы продолжить оформление</w:t>
-            </w:r>
           </w:p>
         </w:tc>
       </w:tr>
@@ -963,6 +979,11 @@
             <w:pPr>
               <w:pStyle w:val="normal"/>
             </w:pPr>
+          </w:p>
+          <w:p>
+            <w:pPr>
+              <w:pStyle w:val="normal"/>
+            </w:pPr>
             <w:r>
               <w:rPr>
                 <w:lang w:val="en-US"/>
@@ -992,7 +1013,13 @@
             <w:pPr>
               <w:pStyle w:val="normal"/>
             </w:pPr>
-            <w:r>
+          </w:p>
+          <w:p>
+            <w:pPr>
+              <w:pStyle w:val="normal"/>
+            </w:pPr>
+            <w:r>
+              <w:lastRenderedPageBreak/>
               <w:t>АБС</w:t>
             </w:r>
           </w:p>
@@ -1017,7 +1044,13 @@
             <w:pPr>
               <w:pStyle w:val="normal"/>
             </w:pPr>
-            <w:r>
+          </w:p>
+          <w:p>
+            <w:pPr>
+              <w:pStyle w:val="normal"/>
+            </w:pPr>
+            <w:r>
+              <w:lastRenderedPageBreak/>
               <w:t>Ре</w:t>
             </w:r>
             <w:r>
@@ -1048,7 +1081,13 @@
             <w:pPr>
               <w:pStyle w:val="normal"/>
             </w:pPr>
-            <w:r>
+          </w:p>
+          <w:p>
+            <w:pPr>
+              <w:pStyle w:val="normal"/>
+            </w:pPr>
+            <w:r>
+              <w:lastRenderedPageBreak/>
               <w:t xml:space="preserve">Данные о ставках и правилах их применения находятся АБС и могут управляться сотрудниками бек </w:t>
             </w:r>
             <w:proofErr w:type="spellStart"/>
@@ -1087,6 +1126,7 @@
               <w:rPr>
                 <w:lang w:val="en-US"/>
               </w:rPr>
+              <w:lastRenderedPageBreak/>
               <w:t>F7</w:t>
             </w:r>
           </w:p>
@@ -1112,9 +1152,6 @@
               <w:pStyle w:val="normal"/>
             </w:pPr>
             <w:r>
-              <w:t xml:space="preserve">Интернет-банк, </w:t>
-            </w:r>
-            <w:r>
               <w:t xml:space="preserve">Менеджер </w:t>
             </w:r>
             <w:proofErr w:type="spellStart"/>
@@ -1123,76 +1160,77 @@
             </w:r>
             <w:proofErr w:type="spellEnd"/>
             <w:r>
+              <w:t>,</w:t>
+            </w:r>
+            <w:r>
+              <w:t xml:space="preserve"> АБС,</w:t>
+            </w:r>
+            <w:r>
+              <w:t xml:space="preserve"> </w:t>
+            </w:r>
+            <w:proofErr w:type="spellStart"/>
+            <w:r>
+              <w:t>СМС-шлюз</w:t>
+            </w:r>
+            <w:proofErr w:type="spellEnd"/>
+          </w:p>
+        </w:tc>
+        <w:tc>
+          <w:tcPr>
+            <w:tcW w:w="2727" w:type="dxa"/>
+            <w:tcBorders>
+              <w:top w:val="single" w:sz="8" w:space="0" w:color="000000"/>
+              <w:left w:val="single" w:sz="8" w:space="0" w:color="000000"/>
+              <w:bottom w:val="single" w:sz="8" w:space="0" w:color="000000"/>
+              <w:right w:val="single" w:sz="8" w:space="0" w:color="000000"/>
+            </w:tcBorders>
+            <w:tcMar>
+              <w:top w:w="100" w:type="dxa"/>
+              <w:left w:w="100" w:type="dxa"/>
+              <w:bottom w:w="100" w:type="dxa"/>
+              <w:right w:w="100" w:type="dxa"/>
+            </w:tcMar>
+          </w:tcPr>
+          <w:p>
+            <w:pPr>
+              <w:pStyle w:val="normal"/>
+            </w:pPr>
+            <w:r>
+              <w:t>Клиент должен получить СМС после подтверждения размера ставки и открытия депозита</w:t>
+            </w:r>
+          </w:p>
+        </w:tc>
+        <w:tc>
+          <w:tcPr>
+            <w:tcW w:w="2718" w:type="dxa"/>
+            <w:tcBorders>
+              <w:top w:val="single" w:sz="8" w:space="0" w:color="000000"/>
+              <w:left w:val="single" w:sz="8" w:space="0" w:color="000000"/>
+              <w:bottom w:val="single" w:sz="8" w:space="0" w:color="000000"/>
+              <w:right w:val="single" w:sz="8" w:space="0" w:color="000000"/>
+            </w:tcBorders>
+            <w:tcMar>
+              <w:top w:w="100" w:type="dxa"/>
+              <w:left w:w="100" w:type="dxa"/>
+              <w:bottom w:w="100" w:type="dxa"/>
+              <w:right w:w="100" w:type="dxa"/>
+            </w:tcMar>
+          </w:tcPr>
+          <w:p>
+            <w:pPr>
+              <w:pStyle w:val="normal"/>
+            </w:pPr>
+            <w:r>
+              <w:t>После о</w:t>
+            </w:r>
+            <w:r>
+              <w:t>ткрытия депозита в АБС</w:t>
+            </w:r>
+            <w:r>
               <w:t xml:space="preserve">, </w:t>
             </w:r>
-            <w:proofErr w:type="spellStart"/>
-            <w:r>
-              <w:t>СМС-шлюз</w:t>
-            </w:r>
-            <w:proofErr w:type="spellEnd"/>
-          </w:p>
-        </w:tc>
-        <w:tc>
-          <w:tcPr>
-            <w:tcW w:w="2727" w:type="dxa"/>
-            <w:tcBorders>
-              <w:top w:val="single" w:sz="8" w:space="0" w:color="000000"/>
-              <w:left w:val="single" w:sz="8" w:space="0" w:color="000000"/>
-              <w:bottom w:val="single" w:sz="8" w:space="0" w:color="000000"/>
-              <w:right w:val="single" w:sz="8" w:space="0" w:color="000000"/>
-            </w:tcBorders>
-            <w:tcMar>
-              <w:top w:w="100" w:type="dxa"/>
-              <w:left w:w="100" w:type="dxa"/>
-              <w:bottom w:w="100" w:type="dxa"/>
-              <w:right w:w="100" w:type="dxa"/>
-            </w:tcMar>
-          </w:tcPr>
-          <w:p>
-            <w:pPr>
-              <w:pStyle w:val="normal"/>
-            </w:pPr>
-            <w:r>
-              <w:t>Клиент должен получить СМС после подтверждения размера ставки и открытия депозита</w:t>
-            </w:r>
-          </w:p>
-        </w:tc>
-        <w:tc>
-          <w:tcPr>
-            <w:tcW w:w="2718" w:type="dxa"/>
-            <w:tcBorders>
-              <w:top w:val="single" w:sz="8" w:space="0" w:color="000000"/>
-              <w:left w:val="single" w:sz="8" w:space="0" w:color="000000"/>
-              <w:bottom w:val="single" w:sz="8" w:space="0" w:color="000000"/>
-              <w:right w:val="single" w:sz="8" w:space="0" w:color="000000"/>
-            </w:tcBorders>
-            <w:tcMar>
-              <w:top w:w="100" w:type="dxa"/>
-              <w:left w:w="100" w:type="dxa"/>
-              <w:bottom w:w="100" w:type="dxa"/>
-              <w:right w:w="100" w:type="dxa"/>
-            </w:tcMar>
-          </w:tcPr>
-          <w:p>
-            <w:pPr>
-              <w:pStyle w:val="normal"/>
-            </w:pPr>
-            <w:r>
-              <w:t>После о</w:t>
-            </w:r>
-            <w:r>
-              <w:t>ткрытия депозита в АБС</w:t>
-            </w:r>
-            <w:r>
-              <w:t xml:space="preserve">, генерируется сообщение об этом и кладётся в очередь и читается </w:t>
-            </w:r>
-            <w:proofErr w:type="spellStart"/>
-            <w:r>
-              <w:t>бекэндом</w:t>
-            </w:r>
-            <w:proofErr w:type="spellEnd"/>
-            <w:r>
-              <w:t xml:space="preserve"> интернет банка и отправляется СМС</w:t>
+            <w:r>
+              <w:t>клиент должен получить СМС</w:t>
             </w:r>
           </w:p>
         </w:tc>
@@ -1328,6 +1366,178 @@
             <w:proofErr w:type="spellEnd"/>
             <w:r>
               <w:t xml:space="preserve"> может просматривать заявки на открытие депозита и исполняет эти заявки  путём открытия депозитов в АБС</w:t>
+            </w:r>
+          </w:p>
+        </w:tc>
+      </w:tr>
+      <w:tr>
+        <w:trPr>
+          <w:trHeight w:val="230"/>
+        </w:trPr>
+        <w:tc>
+          <w:tcPr>
+            <w:tcW w:w="465" w:type="dxa"/>
+            <w:tcBorders>
+              <w:top w:val="single" w:sz="8" w:space="0" w:color="000000"/>
+              <w:left w:val="single" w:sz="8" w:space="0" w:color="000000"/>
+              <w:bottom w:val="single" w:sz="8" w:space="0" w:color="000000"/>
+              <w:right w:val="single" w:sz="8" w:space="0" w:color="000000"/>
+            </w:tcBorders>
+            <w:tcMar>
+              <w:top w:w="100" w:type="dxa"/>
+              <w:left w:w="100" w:type="dxa"/>
+              <w:bottom w:w="100" w:type="dxa"/>
+              <w:right w:w="100" w:type="dxa"/>
+            </w:tcMar>
+          </w:tcPr>
+          <w:p>
+            <w:pPr>
+              <w:pStyle w:val="normal"/>
+              <w:rPr>
+                <w:lang w:val="en-US"/>
+              </w:rPr>
+            </w:pPr>
+            <w:r>
+              <w:rPr>
+                <w:lang w:val="en-US"/>
+              </w:rPr>
+              <w:t>F9</w:t>
+            </w:r>
+          </w:p>
+        </w:tc>
+        <w:tc>
+          <w:tcPr>
+            <w:tcW w:w="2295" w:type="dxa"/>
+            <w:tcBorders>
+              <w:top w:val="single" w:sz="8" w:space="0" w:color="000000"/>
+              <w:left w:val="single" w:sz="8" w:space="0" w:color="000000"/>
+              <w:bottom w:val="single" w:sz="8" w:space="0" w:color="000000"/>
+              <w:right w:val="single" w:sz="8" w:space="0" w:color="000000"/>
+            </w:tcBorders>
+            <w:tcMar>
+              <w:top w:w="100" w:type="dxa"/>
+              <w:left w:w="100" w:type="dxa"/>
+              <w:bottom w:w="100" w:type="dxa"/>
+              <w:right w:w="100" w:type="dxa"/>
+            </w:tcMar>
+          </w:tcPr>
+          <w:p>
+            <w:pPr>
+              <w:pStyle w:val="normal"/>
+            </w:pPr>
+            <w:r>
+              <w:t xml:space="preserve">Клиент, Новый Клиент, </w:t>
+            </w:r>
+            <w:r>
+              <w:t xml:space="preserve">Сотрудник </w:t>
+            </w:r>
+            <w:proofErr w:type="spellStart"/>
+            <w:proofErr w:type="gramStart"/>
+            <w:r>
+              <w:t>кол-центра</w:t>
+            </w:r>
+            <w:proofErr w:type="spellEnd"/>
+            <w:proofErr w:type="gramEnd"/>
+            <w:r>
+              <w:t xml:space="preserve">, </w:t>
+            </w:r>
+            <w:r>
+              <w:t xml:space="preserve">Система </w:t>
+            </w:r>
+            <w:proofErr w:type="spellStart"/>
+            <w:r>
+              <w:t>кол-центра</w:t>
+            </w:r>
+            <w:proofErr w:type="spellEnd"/>
+            <w:r>
+              <w:t>, АБС</w:t>
+            </w:r>
+          </w:p>
+        </w:tc>
+        <w:tc>
+          <w:tcPr>
+            <w:tcW w:w="2727" w:type="dxa"/>
+            <w:tcBorders>
+              <w:top w:val="single" w:sz="8" w:space="0" w:color="000000"/>
+              <w:left w:val="single" w:sz="8" w:space="0" w:color="000000"/>
+              <w:bottom w:val="single" w:sz="8" w:space="0" w:color="000000"/>
+              <w:right w:val="single" w:sz="8" w:space="0" w:color="000000"/>
+            </w:tcBorders>
+            <w:tcMar>
+              <w:top w:w="100" w:type="dxa"/>
+              <w:left w:w="100" w:type="dxa"/>
+              <w:bottom w:w="100" w:type="dxa"/>
+              <w:right w:w="100" w:type="dxa"/>
+            </w:tcMar>
+          </w:tcPr>
+          <w:p>
+            <w:pPr>
+              <w:pStyle w:val="normal"/>
+            </w:pPr>
+            <w:r>
+              <w:t xml:space="preserve">Сотрудник </w:t>
+            </w:r>
+            <w:proofErr w:type="spellStart"/>
+            <w:proofErr w:type="gramStart"/>
+            <w:r>
+              <w:t>кол</w:t>
+            </w:r>
+            <w:r>
+              <w:t>-центра</w:t>
+            </w:r>
+            <w:proofErr w:type="spellEnd"/>
+            <w:proofErr w:type="gramEnd"/>
+            <w:r>
+              <w:t xml:space="preserve"> должен обрабатывать заявки с сайта </w:t>
+            </w:r>
+          </w:p>
+        </w:tc>
+        <w:tc>
+          <w:tcPr>
+            <w:tcW w:w="2718" w:type="dxa"/>
+            <w:tcBorders>
+              <w:top w:val="single" w:sz="8" w:space="0" w:color="000000"/>
+              <w:left w:val="single" w:sz="8" w:space="0" w:color="000000"/>
+              <w:bottom w:val="single" w:sz="8" w:space="0" w:color="000000"/>
+              <w:right w:val="single" w:sz="8" w:space="0" w:color="000000"/>
+            </w:tcBorders>
+            <w:tcMar>
+              <w:top w:w="100" w:type="dxa"/>
+              <w:left w:w="100" w:type="dxa"/>
+              <w:bottom w:w="100" w:type="dxa"/>
+              <w:right w:w="100" w:type="dxa"/>
+            </w:tcMar>
+          </w:tcPr>
+          <w:p>
+            <w:pPr>
+              <w:pStyle w:val="normal"/>
+            </w:pPr>
+            <w:r>
+              <w:t xml:space="preserve">Сотрудник </w:t>
+            </w:r>
+            <w:proofErr w:type="spellStart"/>
+            <w:proofErr w:type="gramStart"/>
+            <w:r>
+              <w:t>кол</w:t>
+            </w:r>
+            <w:r>
+              <w:t>-центра</w:t>
+            </w:r>
+            <w:proofErr w:type="spellEnd"/>
+            <w:proofErr w:type="gramEnd"/>
+            <w:r>
+              <w:t xml:space="preserve"> должен обрабатывать заявки с сайта в системе </w:t>
+            </w:r>
+            <w:proofErr w:type="spellStart"/>
+            <w:r>
+              <w:t>колл-центра</w:t>
+            </w:r>
+            <w:proofErr w:type="spellEnd"/>
+            <w:r>
+              <w:t>, подтверждать их с клиентом и отправлять заявку</w:t>
+            </w:r>
+            <w:r>
+              <w:t xml:space="preserve"> далее в АБС</w:t>
             </w:r>
           </w:p>
         </w:tc>
@@ -1724,6 +1934,7 @@
               <w:rPr>
                 <w:lang w:val="en-US"/>
               </w:rPr>
+              <w:lastRenderedPageBreak/>
               <w:t>R5</w:t>
             </w:r>
           </w:p>
@@ -1846,7 +2057,6 @@
               <w:rPr>
                 <w:lang w:val="en-US"/>
               </w:rPr>
-              <w:lastRenderedPageBreak/>
               <w:t>R7</w:t>
             </w:r>
           </w:p>
@@ -1939,7 +2149,10 @@
               <w:t>а</w:t>
             </w:r>
             <w:r>
-              <w:t>лизацию подтверждения операции через  СМС необходимо реализовать вне ядра АБС</w:t>
+              <w:t xml:space="preserve">лизацию подтверждения операции через  СМС необходимо реализовать вне ядра </w:t>
+            </w:r>
+            <w:r>
+              <w:t>интернет-банка</w:t>
             </w:r>
           </w:p>
         </w:tc>
@@ -2010,6 +2223,288 @@
           </w:p>
         </w:tc>
       </w:tr>
+      <w:tr>
+        <w:trPr>
+          <w:trHeight w:val="230"/>
+        </w:trPr>
+        <w:tc>
+          <w:tcPr>
+            <w:tcW w:w="667" w:type="dxa"/>
+            <w:tcBorders>
+              <w:top w:val="single" w:sz="8" w:space="0" w:color="000000"/>
+              <w:left w:val="single" w:sz="8" w:space="0" w:color="000000"/>
+              <w:bottom w:val="single" w:sz="8" w:space="0" w:color="000000"/>
+              <w:right w:val="single" w:sz="8" w:space="0" w:color="000000"/>
+            </w:tcBorders>
+            <w:tcMar>
+              <w:top w:w="100" w:type="dxa"/>
+              <w:left w:w="100" w:type="dxa"/>
+              <w:bottom w:w="100" w:type="dxa"/>
+              <w:right w:w="100" w:type="dxa"/>
+            </w:tcMar>
+          </w:tcPr>
+          <w:p>
+            <w:pPr>
+              <w:pStyle w:val="normal"/>
+              <w:rPr>
+                <w:lang w:val="en-US"/>
+              </w:rPr>
+            </w:pPr>
+            <w:r>
+              <w:rPr>
+                <w:lang w:val="en-US"/>
+              </w:rPr>
+              <w:t>R10</w:t>
+            </w:r>
+          </w:p>
+        </w:tc>
+        <w:tc>
+          <w:tcPr>
+            <w:tcW w:w="7523" w:type="dxa"/>
+            <w:tcBorders>
+              <w:top w:val="single" w:sz="8" w:space="0" w:color="000000"/>
+              <w:left w:val="single" w:sz="8" w:space="0" w:color="000000"/>
+              <w:bottom w:val="single" w:sz="8" w:space="0" w:color="000000"/>
+              <w:right w:val="single" w:sz="8" w:space="0" w:color="000000"/>
+            </w:tcBorders>
+            <w:tcMar>
+              <w:top w:w="100" w:type="dxa"/>
+              <w:left w:w="100" w:type="dxa"/>
+              <w:bottom w:w="100" w:type="dxa"/>
+              <w:right w:w="100" w:type="dxa"/>
+            </w:tcMar>
+          </w:tcPr>
+          <w:p>
+            <w:pPr>
+              <w:pStyle w:val="normal"/>
+            </w:pPr>
+            <w:r>
+              <w:t xml:space="preserve">Текущая платформа интернет-банка не совместима с </w:t>
+            </w:r>
+            <w:proofErr w:type="spellStart"/>
+            <w:r>
+              <w:t>Kafka</w:t>
+            </w:r>
+            <w:proofErr w:type="spellEnd"/>
+          </w:p>
+        </w:tc>
+      </w:tr>
+      <w:tr>
+        <w:trPr>
+          <w:trHeight w:val="230"/>
+        </w:trPr>
+        <w:tc>
+          <w:tcPr>
+            <w:tcW w:w="667" w:type="dxa"/>
+            <w:tcBorders>
+              <w:top w:val="single" w:sz="8" w:space="0" w:color="000000"/>
+              <w:left w:val="single" w:sz="8" w:space="0" w:color="000000"/>
+              <w:bottom w:val="single" w:sz="8" w:space="0" w:color="000000"/>
+              <w:right w:val="single" w:sz="8" w:space="0" w:color="000000"/>
+            </w:tcBorders>
+            <w:tcMar>
+              <w:top w:w="100" w:type="dxa"/>
+              <w:left w:w="100" w:type="dxa"/>
+              <w:bottom w:w="100" w:type="dxa"/>
+              <w:right w:w="100" w:type="dxa"/>
+            </w:tcMar>
+          </w:tcPr>
+          <w:p>
+            <w:pPr>
+              <w:pStyle w:val="normal"/>
+              <w:rPr>
+                <w:lang w:val="en-US"/>
+              </w:rPr>
+            </w:pPr>
+            <w:r>
+              <w:rPr>
+                <w:lang w:val="en-US"/>
+              </w:rPr>
+              <w:t>R11</w:t>
+            </w:r>
+          </w:p>
+        </w:tc>
+        <w:tc>
+          <w:tcPr>
+            <w:tcW w:w="7523" w:type="dxa"/>
+            <w:tcBorders>
+              <w:top w:val="single" w:sz="8" w:space="0" w:color="000000"/>
+              <w:left w:val="single" w:sz="8" w:space="0" w:color="000000"/>
+              <w:bottom w:val="single" w:sz="8" w:space="0" w:color="000000"/>
+              <w:right w:val="single" w:sz="8" w:space="0" w:color="000000"/>
+            </w:tcBorders>
+            <w:tcMar>
+              <w:top w:w="100" w:type="dxa"/>
+              <w:left w:w="100" w:type="dxa"/>
+              <w:bottom w:w="100" w:type="dxa"/>
+              <w:right w:w="100" w:type="dxa"/>
+            </w:tcMar>
+          </w:tcPr>
+          <w:p>
+            <w:pPr>
+              <w:pStyle w:val="normal"/>
+            </w:pPr>
+            <w:r>
+              <w:t>АБС поддерживает только вертикальное масштабирование</w:t>
+            </w:r>
+          </w:p>
+        </w:tc>
+      </w:tr>
+      <w:tr>
+        <w:trPr>
+          <w:trHeight w:val="230"/>
+        </w:trPr>
+        <w:tc>
+          <w:tcPr>
+            <w:tcW w:w="667" w:type="dxa"/>
+            <w:tcBorders>
+              <w:top w:val="single" w:sz="8" w:space="0" w:color="000000"/>
+              <w:left w:val="single" w:sz="8" w:space="0" w:color="000000"/>
+              <w:bottom w:val="single" w:sz="8" w:space="0" w:color="000000"/>
+              <w:right w:val="single" w:sz="8" w:space="0" w:color="000000"/>
+            </w:tcBorders>
+            <w:tcMar>
+              <w:top w:w="100" w:type="dxa"/>
+              <w:left w:w="100" w:type="dxa"/>
+              <w:bottom w:w="100" w:type="dxa"/>
+              <w:right w:w="100" w:type="dxa"/>
+            </w:tcMar>
+          </w:tcPr>
+          <w:p>
+            <w:pPr>
+              <w:pStyle w:val="normal"/>
+              <w:rPr>
+                <w:lang w:val="en-US"/>
+              </w:rPr>
+            </w:pPr>
+            <w:r>
+              <w:rPr>
+                <w:lang w:val="en-US"/>
+              </w:rPr>
+              <w:t>R11</w:t>
+            </w:r>
+          </w:p>
+        </w:tc>
+        <w:tc>
+          <w:tcPr>
+            <w:tcW w:w="7523" w:type="dxa"/>
+            <w:tcBorders>
+              <w:top w:val="single" w:sz="8" w:space="0" w:color="000000"/>
+              <w:left w:val="single" w:sz="8" w:space="0" w:color="000000"/>
+              <w:bottom w:val="single" w:sz="8" w:space="0" w:color="000000"/>
+              <w:right w:val="single" w:sz="8" w:space="0" w:color="000000"/>
+            </w:tcBorders>
+            <w:tcMar>
+              <w:top w:w="100" w:type="dxa"/>
+              <w:left w:w="100" w:type="dxa"/>
+              <w:bottom w:w="100" w:type="dxa"/>
+              <w:right w:w="100" w:type="dxa"/>
+            </w:tcMar>
+          </w:tcPr>
+          <w:p>
+            <w:pPr>
+              <w:pStyle w:val="normal"/>
+            </w:pPr>
+            <w:r>
+              <w:rPr>
+                <w:sz w:val="23"/>
+                <w:szCs w:val="23"/>
+                <w:shd w:val="clear" w:color="auto" w:fill="FFFFFF"/>
+              </w:rPr>
+              <w:t>При доработках во всех системах нужно как можно больше использовать технологии, которые уже есть в банке.</w:t>
+            </w:r>
+          </w:p>
+        </w:tc>
+      </w:tr>
+      <w:tr>
+        <w:trPr>
+          <w:trHeight w:val="230"/>
+        </w:trPr>
+        <w:tc>
+          <w:tcPr>
+            <w:tcW w:w="667" w:type="dxa"/>
+            <w:tcBorders>
+              <w:top w:val="single" w:sz="8" w:space="0" w:color="000000"/>
+              <w:left w:val="single" w:sz="8" w:space="0" w:color="000000"/>
+              <w:bottom w:val="single" w:sz="8" w:space="0" w:color="000000"/>
+              <w:right w:val="single" w:sz="8" w:space="0" w:color="000000"/>
+            </w:tcBorders>
+            <w:tcMar>
+              <w:top w:w="100" w:type="dxa"/>
+              <w:left w:w="100" w:type="dxa"/>
+              <w:bottom w:w="100" w:type="dxa"/>
+              <w:right w:w="100" w:type="dxa"/>
+            </w:tcMar>
+          </w:tcPr>
+          <w:p>
+            <w:pPr>
+              <w:pStyle w:val="normal"/>
+              <w:rPr>
+                <w:lang w:val="en-US"/>
+              </w:rPr>
+            </w:pPr>
+            <w:r>
+              <w:rPr>
+                <w:lang w:val="en-US"/>
+              </w:rPr>
+              <w:t>R12</w:t>
+            </w:r>
+          </w:p>
+        </w:tc>
+        <w:tc>
+          <w:tcPr>
+            <w:tcW w:w="7523" w:type="dxa"/>
+            <w:tcBorders>
+              <w:top w:val="single" w:sz="8" w:space="0" w:color="000000"/>
+              <w:left w:val="single" w:sz="8" w:space="0" w:color="000000"/>
+              <w:bottom w:val="single" w:sz="8" w:space="0" w:color="000000"/>
+              <w:right w:val="single" w:sz="8" w:space="0" w:color="000000"/>
+            </w:tcBorders>
+            <w:tcMar>
+              <w:top w:w="100" w:type="dxa"/>
+              <w:left w:w="100" w:type="dxa"/>
+              <w:bottom w:w="100" w:type="dxa"/>
+              <w:right w:w="100" w:type="dxa"/>
+            </w:tcMar>
+          </w:tcPr>
+          <w:p>
+            <w:pPr>
+              <w:pStyle w:val="normal"/>
+              <w:rPr>
+                <w:sz w:val="23"/>
+                <w:szCs w:val="23"/>
+                <w:shd w:val="clear" w:color="auto" w:fill="FFFFFF"/>
+              </w:rPr>
+            </w:pPr>
+            <w:r>
+              <w:rPr>
+                <w:sz w:val="23"/>
+                <w:szCs w:val="23"/>
+                <w:shd w:val="clear" w:color="auto" w:fill="FFFFFF"/>
+              </w:rPr>
+              <w:t xml:space="preserve">Команда интернет-банка утверждает, что пока что невозможно реализовать </w:t>
+            </w:r>
+            <w:proofErr w:type="spellStart"/>
+            <w:r>
+              <w:rPr>
+                <w:sz w:val="23"/>
+                <w:szCs w:val="23"/>
+                <w:shd w:val="clear" w:color="auto" w:fill="FFFFFF"/>
+              </w:rPr>
+              <w:t>масштабируемость</w:t>
+            </w:r>
+            <w:proofErr w:type="spellEnd"/>
+            <w:r>
+              <w:rPr>
+                <w:sz w:val="23"/>
+                <w:szCs w:val="23"/>
+                <w:shd w:val="clear" w:color="auto" w:fill="FFFFFF"/>
+              </w:rPr>
+              <w:t xml:space="preserve"> и отказоустойчивость.</w:t>
+            </w:r>
+          </w:p>
+        </w:tc>
+      </w:tr>
     </w:tbl>
     <w:p>
       <w:pPr>
@@ -2022,7 +2517,6 @@
           <w:color w:val="000000"/>
           <w:sz w:val="26"/>
           <w:szCs w:val="26"/>
-          <w:lang w:val="en-US"/>
         </w:rPr>
       </w:pPr>
       <w:bookmarkStart w:id="5" w:name="_qmphm5d6rvi3" w:colFirst="0" w:colLast="0"/>
@@ -2040,6 +2534,22 @@
     <w:p>
       <w:pPr>
         <w:pStyle w:val="normal"/>
+      </w:pPr>
+    </w:p>
+    <w:p>
+      <w:pPr>
+        <w:pStyle w:val="normal"/>
+      </w:pPr>
+      <w:r>
+        <w:t>Диаграмма контекста для данного пользовательского сценария</w:t>
+      </w:r>
+      <w:r>
+        <w:t>:</w:t>
+      </w:r>
+    </w:p>
+    <w:p>
+      <w:pPr>
+        <w:pStyle w:val="normal"/>
         <w:rPr>
           <w:lang w:val="en-US"/>
         </w:rPr>
@@ -2047,29 +2557,7 @@
     </w:p>
     <w:p>
       <w:pPr>
-        <w:pStyle w:val="normal"/>
-      </w:pPr>
-      <w:r>
-        <w:t>Диаграмма контекста для данного пользовательского сценария</w:t>
-      </w:r>
-      <w:r>
-        <w:t>:</w:t>
-      </w:r>
-    </w:p>
-    <w:p>
-      <w:pPr>
-        <w:pStyle w:val="normal"/>
-        <w:rPr>
-          <w:lang w:val="en-US"/>
-        </w:rPr>
-      </w:pPr>
-    </w:p>
-    <w:p>
-      <w:pPr>
         <w:pStyle w:val="a8"/>
-        <w:rPr>
-          <w:lang w:val="en-US"/>
-        </w:rPr>
       </w:pPr>
       <w:r>
         <w:rPr>
@@ -2077,9 +2565,9 @@
         </w:rPr>
         <w:drawing>
           <wp:inline distT="0" distB="0" distL="0" distR="0">
-            <wp:extent cx="4674216" cy="3625068"/>
-            <wp:effectExtent l="19050" t="0" r="0" b="0"/>
-            <wp:docPr id="1" name="Рисунок 1" descr="C:\yandex\architecture-sprint-9\Exc3\context.png"/>
+            <wp:extent cx="5670472" cy="3622185"/>
+            <wp:effectExtent l="19050" t="0" r="6428" b="0"/>
+            <wp:docPr id="7" name="Рисунок 7" descr="C:\Users\dgusev\Downloads\Диаграммы-Контекст.drawio (2).png"/>
             <wp:cNvGraphicFramePr>
               <a:graphicFrameLocks xmlns:a="http://schemas.openxmlformats.org/drawingml/2006/main" noChangeAspect="1"/>
             </wp:cNvGraphicFramePr>
@@ -2087,7 +2575,7 @@
               <a:graphicData uri="http://schemas.openxmlformats.org/drawingml/2006/picture">
                 <pic:pic xmlns:pic="http://schemas.openxmlformats.org/drawingml/2006/picture">
                   <pic:nvPicPr>
-                    <pic:cNvPr id="0" name="Picture 1" descr="C:\yandex\architecture-sprint-9\Exc3\context.png"/>
+                    <pic:cNvPr id="0" name="Picture 7" descr="C:\Users\dgusev\Downloads\Диаграммы-Контекст.drawio (2).png"/>
                     <pic:cNvPicPr>
                       <a:picLocks noChangeAspect="1" noChangeArrowheads="1"/>
                     </pic:cNvPicPr>
@@ -2102,7 +2590,7 @@
                   <pic:spPr bwMode="auto">
                     <a:xfrm>
                       <a:off x="0" y="0"/>
-                      <a:ext cx="4672019" cy="3623364"/>
+                      <a:ext cx="5673655" cy="3624218"/>
                     </a:xfrm>
                     <a:prstGeom prst="rect">
                       <a:avLst/>
@@ -2125,65 +2613,6 @@
     <w:p>
       <w:pPr>
         <w:pStyle w:val="a8"/>
-        <w:rPr>
-          <w:lang w:val="en-US"/>
-        </w:rPr>
-      </w:pPr>
-    </w:p>
-    <w:p>
-      <w:pPr>
-        <w:pStyle w:val="a8"/>
-        <w:rPr>
-          <w:lang w:val="en-US"/>
-        </w:rPr>
-      </w:pPr>
-    </w:p>
-    <w:p>
-      <w:pPr>
-        <w:pStyle w:val="a8"/>
-        <w:rPr>
-          <w:lang w:val="en-US"/>
-        </w:rPr>
-      </w:pPr>
-    </w:p>
-    <w:p>
-      <w:pPr>
-        <w:pStyle w:val="a8"/>
-        <w:rPr>
-          <w:lang w:val="en-US"/>
-        </w:rPr>
-      </w:pPr>
-    </w:p>
-    <w:p>
-      <w:pPr>
-        <w:pStyle w:val="a8"/>
-        <w:rPr>
-          <w:lang w:val="en-US"/>
-        </w:rPr>
-      </w:pPr>
-    </w:p>
-    <w:p>
-      <w:pPr>
-        <w:pStyle w:val="a8"/>
-        <w:rPr>
-          <w:lang w:val="en-US"/>
-        </w:rPr>
-      </w:pPr>
-    </w:p>
-    <w:p>
-      <w:pPr>
-        <w:pStyle w:val="a8"/>
-        <w:rPr>
-          <w:lang w:val="en-US"/>
-        </w:rPr>
-      </w:pPr>
-    </w:p>
-    <w:p>
-      <w:pPr>
-        <w:pStyle w:val="a8"/>
-        <w:rPr>
-          <w:lang w:val="en-US"/>
-        </w:rPr>
       </w:pPr>
     </w:p>
     <w:p>
@@ -2208,9 +2637,9 @@
         </w:rPr>
         <w:drawing>
           <wp:inline distT="0" distB="0" distL="0" distR="0">
-            <wp:extent cx="6171991" cy="5786459"/>
-            <wp:effectExtent l="19050" t="0" r="209" b="0"/>
-            <wp:docPr id="4" name="Рисунок 4" descr="C:\Users\dgusev\Downloads\Диаграмма без названия-Контейнеры.drawio.png"/>
+            <wp:extent cx="6237711" cy="4174435"/>
+            <wp:effectExtent l="19050" t="0" r="0" b="0"/>
+            <wp:docPr id="10" name="Рисунок 10" descr="C:\Users\dgusev\Downloads\Диаграммы-Контейнеры.drawio (4).png"/>
             <wp:cNvGraphicFramePr>
               <a:graphicFrameLocks xmlns:a="http://schemas.openxmlformats.org/drawingml/2006/main" noChangeAspect="1"/>
             </wp:cNvGraphicFramePr>
@@ -2218,7 +2647,7 @@
               <a:graphicData uri="http://schemas.openxmlformats.org/drawingml/2006/picture">
                 <pic:pic xmlns:pic="http://schemas.openxmlformats.org/drawingml/2006/picture">
                   <pic:nvPicPr>
-                    <pic:cNvPr id="0" name="Picture 4" descr="C:\Users\dgusev\Downloads\Диаграмма без названия-Контейнеры.drawio.png"/>
+                    <pic:cNvPr id="0" name="Picture 10" descr="C:\Users\dgusev\Downloads\Диаграммы-Контейнеры.drawio (4).png"/>
                     <pic:cNvPicPr>
                       <a:picLocks noChangeAspect="1" noChangeArrowheads="1"/>
                     </pic:cNvPicPr>
@@ -2233,7 +2662,7 @@
                   <pic:spPr bwMode="auto">
                     <a:xfrm>
                       <a:off x="0" y="0"/>
-                      <a:ext cx="6172908" cy="5787319"/>
+                      <a:ext cx="6239244" cy="4175461"/>
                     </a:xfrm>
                     <a:prstGeom prst="rect">
                       <a:avLst/>
@@ -2255,6 +2684,14 @@
     </w:p>
     <w:p>
       <w:pPr>
+        <w:pStyle w:val="a8"/>
+        <w:rPr>
+          <w:lang w:val="en-US"/>
+        </w:rPr>
+      </w:pPr>
+    </w:p>
+    <w:p>
+      <w:pPr>
         <w:jc w:val="both"/>
       </w:pPr>
       <w:r>
@@ -2285,32 +2722,304 @@
       </w:r>
       <w:proofErr w:type="gramEnd"/>
       <w:r>
+        <w:t xml:space="preserve"> интернет-банка в новый сервис</w:t>
+      </w:r>
+      <w:r>
         <w:t xml:space="preserve"> </w:t>
       </w:r>
+      <w:r>
+        <w:t xml:space="preserve">по </w:t>
+      </w:r>
+      <w:r>
+        <w:rPr>
+          <w:lang w:val="en-US"/>
+        </w:rPr>
+        <w:t>HTTPS</w:t>
+      </w:r>
+      <w:r>
+        <w:t>.</w:t>
+      </w:r>
+      <w:r>
+        <w:t xml:space="preserve"> </w:t>
+      </w:r>
+      <w:r>
+        <w:t xml:space="preserve">Новый сервис работает с отдельной базой данных </w:t>
+      </w:r>
+      <w:r>
+        <w:rPr>
+          <w:lang w:val="en-US"/>
+        </w:rPr>
+        <w:t>Oracle</w:t>
+      </w:r>
+      <w:r>
+        <w:t xml:space="preserve">. </w:t>
+      </w:r>
+      <w:r>
+        <w:t>Выбор базы данных</w:t>
+      </w:r>
+      <w:r>
+        <w:t xml:space="preserve"> </w:t>
+      </w:r>
+      <w:r>
+        <w:t xml:space="preserve">продиктован требованием </w:t>
+      </w:r>
       <w:proofErr w:type="gramStart"/>
       <w:r>
+        <w:t>использовать</w:t>
+      </w:r>
+      <w:proofErr w:type="gramEnd"/>
+      <w:r>
+        <w:t xml:space="preserve"> технологии, с которыми уже есть опыт.</w:t>
+      </w:r>
+      <w:r>
+        <w:t xml:space="preserve"> </w:t>
+      </w:r>
+      <w:r>
+        <w:t>Хранение заявок в  отдельном сервисе с отдельной базой данных</w:t>
+      </w:r>
+      <w:r>
+        <w:t xml:space="preserve"> позволит</w:t>
+      </w:r>
+      <w:r>
+        <w:t xml:space="preserve"> </w:t>
+      </w:r>
+      <w:r>
+        <w:t>не создавать дополнительную нагрузку на существующую систему АБС.</w:t>
+      </w:r>
+      <w:r>
+        <w:t xml:space="preserve"> Переносом заявок на депозиты в старую базу АБС должен заниматься менеджер </w:t>
+      </w:r>
+      <w:proofErr w:type="spellStart"/>
+      <w:r>
+        <w:t>бэк-офиса</w:t>
+      </w:r>
+      <w:proofErr w:type="spellEnd"/>
+      <w:r>
+        <w:t xml:space="preserve"> через существующее </w:t>
+      </w:r>
+      <w:proofErr w:type="spellStart"/>
+      <w:r>
+        <w:t>десктопное</w:t>
+      </w:r>
+      <w:proofErr w:type="spellEnd"/>
+      <w:r>
+        <w:t xml:space="preserve"> приложение. В будущем стоит подумать над новым  приложением, а пока на стадии </w:t>
+      </w:r>
+      <w:r>
+        <w:rPr>
+          <w:lang w:val="en-US"/>
+        </w:rPr>
+        <w:t>MVP</w:t>
+      </w:r>
+      <w:r>
+        <w:t xml:space="preserve"> </w:t>
+      </w:r>
+      <w:r>
+        <w:t>достаточно интегрировать его с новым сервисом.</w:t>
+      </w:r>
+      <w:r>
+        <w:t xml:space="preserve"> </w:t>
+      </w:r>
+    </w:p>
+    <w:p>
+      <w:pPr>
+        <w:jc w:val="both"/>
+      </w:pPr>
+    </w:p>
+    <w:p>
+      <w:pPr>
+        <w:jc w:val="both"/>
+      </w:pPr>
+      <w:r>
+        <w:t>Также для снижения нагрузки на АБС, стоит хранить ставки по депозитам ещё и в базе нового сервиса депозитов.</w:t>
+      </w:r>
+      <w:r>
+        <w:t xml:space="preserve"> При обновлении ставок их необходимо отправить в очередь сообщений </w:t>
+      </w:r>
+      <w:r>
+        <w:rPr>
+          <w:lang w:val="en-US"/>
+        </w:rPr>
+        <w:t>Kafka</w:t>
+      </w:r>
+      <w:r>
+        <w:t xml:space="preserve">, </w:t>
+      </w:r>
+      <w:r>
+        <w:t xml:space="preserve">сервис депозитов их вычитывает, сохраняет в своей базе и далее отдаёт при запросах </w:t>
+      </w:r>
+      <w:proofErr w:type="gramStart"/>
+      <w:r>
+        <w:t>от</w:t>
+      </w:r>
+      <w:proofErr w:type="gramEnd"/>
+      <w:r>
+        <w:t xml:space="preserve"> </w:t>
+      </w:r>
+      <w:proofErr w:type="gramStart"/>
+      <w:r>
         <w:t>интернет-банка</w:t>
       </w:r>
       <w:proofErr w:type="gramEnd"/>
       <w:r>
-        <w:t xml:space="preserve"> в новый сервис через очередь сообщений. Реализацию интеграции с СМС шлюзом необходимо выполнить в интернет банке</w:t>
-      </w:r>
-      <w:r>
-        <w:t xml:space="preserve">, так как </w:t>
+        <w:t xml:space="preserve"> или сайта.</w:t>
+      </w:r>
+    </w:p>
+    <w:p>
+      <w:pPr>
+        <w:jc w:val="both"/>
+      </w:pPr>
+    </w:p>
+    <w:p>
+      <w:pPr>
+        <w:jc w:val="both"/>
+      </w:pPr>
+    </w:p>
+    <w:p>
+      <w:pPr>
+        <w:pStyle w:val="normal"/>
+      </w:pPr>
+      <w:r>
+        <w:t xml:space="preserve">По возможности стоит перенести всю логику работы со ставками в новый сервис, а ставки хранить в новой базе, но это требует детального понимания текущей структуры </w:t>
+      </w:r>
+      <w:r>
+        <w:lastRenderedPageBreak/>
+        <w:t xml:space="preserve">данных и логики </w:t>
+      </w:r>
+      <w:r>
+        <w:rPr>
+          <w:sz w:val="23"/>
+          <w:szCs w:val="23"/>
+          <w:shd w:val="clear" w:color="auto" w:fill="FFFFFF"/>
+        </w:rPr>
+        <w:t>PL-SQL, насколько сложно б</w:t>
+      </w:r>
+      <w:r>
+        <w:rPr>
+          <w:sz w:val="23"/>
+          <w:szCs w:val="23"/>
+          <w:shd w:val="clear" w:color="auto" w:fill="FFFFFF"/>
+        </w:rPr>
+        <w:t>удет разделить эту логику в рамк</w:t>
+      </w:r>
+      <w:r>
+        <w:rPr>
+          <w:sz w:val="23"/>
+          <w:szCs w:val="23"/>
+          <w:shd w:val="clear" w:color="auto" w:fill="FFFFFF"/>
+        </w:rPr>
+        <w:t xml:space="preserve">ах </w:t>
+      </w:r>
+      <w:r>
+        <w:rPr>
+          <w:sz w:val="23"/>
+          <w:szCs w:val="23"/>
+          <w:shd w:val="clear" w:color="auto" w:fill="FFFFFF"/>
+          <w:lang w:val="en-US"/>
+        </w:rPr>
+        <w:t>MVP</w:t>
+      </w:r>
+      <w:r>
+        <w:rPr>
+          <w:sz w:val="23"/>
+          <w:szCs w:val="23"/>
+          <w:shd w:val="clear" w:color="auto" w:fill="FFFFFF"/>
+        </w:rPr>
+        <w:t>.</w:t>
+      </w:r>
+    </w:p>
+    <w:p>
+      <w:pPr>
+        <w:pStyle w:val="normal"/>
+      </w:pPr>
+    </w:p>
+    <w:p>
+      <w:pPr>
+        <w:pStyle w:val="normal"/>
+      </w:pPr>
+      <w:r>
+        <w:t xml:space="preserve">Также стоит изменить существующую интеграцию системы </w:t>
       </w:r>
       <w:proofErr w:type="spellStart"/>
-      <w:r>
-        <w:t>переиспользовать</w:t>
+      <w:proofErr w:type="gramStart"/>
+      <w:r>
+        <w:t>кол-центра</w:t>
       </w:r>
       <w:proofErr w:type="spellEnd"/>
-      <w:r>
-        <w:t xml:space="preserve"> существующую интеграцию в АБС сложно. Использование очередь сообщений позволит контролировать нагрузку на сервис, сохранять заявки в случае его недоступности, а так же улучшит время реакции системы на различные события. </w:t>
-      </w:r>
-    </w:p>
-    <w:p>
-      <w:pPr>
-        <w:pStyle w:val="normal"/>
-      </w:pPr>
+      <w:proofErr w:type="gramEnd"/>
+      <w:r>
+        <w:t xml:space="preserve"> и базы данных АБС. Стоит изменить её на вызов нового сервиса обработки заявок, таким образом</w:t>
+      </w:r>
+      <w:r>
+        <w:t>,</w:t>
+      </w:r>
+      <w:r>
+        <w:t xml:space="preserve"> все заявки на открытия депозитов (</w:t>
+      </w:r>
+      <w:proofErr w:type="gramStart"/>
+      <w:r>
+        <w:t>из</w:t>
+      </w:r>
+      <w:proofErr w:type="gramEnd"/>
+      <w:r>
+        <w:t xml:space="preserve"> </w:t>
+      </w:r>
+      <w:proofErr w:type="gramStart"/>
+      <w:r>
+        <w:t>интернет</w:t>
+      </w:r>
+      <w:proofErr w:type="gramEnd"/>
+      <w:r>
+        <w:t xml:space="preserve"> банка и из кол центра) будут хранит</w:t>
+      </w:r>
+      <w:r>
+        <w:t>ь</w:t>
+      </w:r>
+      <w:r>
+        <w:t>ся в одном месте и управляться одной система.</w:t>
+      </w:r>
+    </w:p>
+    <w:p>
+      <w:pPr>
+        <w:jc w:val="both"/>
+      </w:pPr>
+    </w:p>
+    <w:p>
+      <w:pPr>
+        <w:jc w:val="both"/>
+      </w:pPr>
+      <w:r>
+        <w:t xml:space="preserve">Реализацию СМС оповещений предполагается сделать путём интеграции сервиса депозитов с </w:t>
+      </w:r>
+      <w:proofErr w:type="spellStart"/>
+      <w:r>
+        <w:t>СМС-шлюзом</w:t>
+      </w:r>
+      <w:proofErr w:type="spellEnd"/>
+      <w:r>
+        <w:t xml:space="preserve">, потому что реализация такой функциональности в </w:t>
+      </w:r>
+      <w:proofErr w:type="spellStart"/>
+      <w:proofErr w:type="gramStart"/>
+      <w:r>
+        <w:t>интернет-банке</w:t>
+      </w:r>
+      <w:proofErr w:type="spellEnd"/>
+      <w:proofErr w:type="gramEnd"/>
+      <w:r>
+        <w:t xml:space="preserve"> затруднена тем, что это относится </w:t>
+      </w:r>
+      <w:r>
+        <w:t>к</w:t>
+      </w:r>
+      <w:r>
+        <w:t xml:space="preserve"> ядру системы и требует реализации </w:t>
+      </w:r>
+      <w:r>
+        <w:t>на стороне подрядчика, при этом в АБС уже реализована отправка приглашений в офис на открытие депозитов.</w:t>
+      </w:r>
+      <w:bookmarkStart w:id="6" w:name="_bjrr7veeh80c" w:colFirst="0" w:colLast="0"/>
+      <w:bookmarkEnd w:id="6"/>
     </w:p>
     <w:p>
       <w:pPr>
@@ -2323,31 +3032,276 @@
           <w:color w:val="000000"/>
           <w:sz w:val="26"/>
           <w:szCs w:val="26"/>
-        </w:rPr>
-      </w:pPr>
-      <w:bookmarkStart w:id="6" w:name="_bjrr7veeh80c" w:colFirst="0" w:colLast="0"/>
-      <w:bookmarkEnd w:id="6"/>
-    </w:p>
-    <w:p>
-      <w:pPr>
-        <w:pStyle w:val="3"/>
-        <w:keepNext w:val="0"/>
-        <w:keepLines w:val="0"/>
-        <w:spacing w:before="280"/>
+          <w:lang w:val="en-US"/>
+        </w:rPr>
+      </w:pPr>
+      <w:r>
         <w:rPr>
           <w:b/>
           <w:color w:val="000000"/>
           <w:sz w:val="26"/>
           <w:szCs w:val="26"/>
         </w:rPr>
-      </w:pPr>
-    </w:p>
-    <w:p>
-      <w:pPr>
-        <w:pStyle w:val="3"/>
-        <w:keepNext w:val="0"/>
-        <w:keepLines w:val="0"/>
-        <w:spacing w:before="280"/>
+        <w:t>Альтернативы</w:t>
+      </w:r>
+    </w:p>
+    <w:p>
+      <w:pPr>
+        <w:pStyle w:val="normal"/>
+        <w:rPr>
+          <w:lang w:val="en-US"/>
+        </w:rPr>
+      </w:pPr>
+    </w:p>
+    <w:p>
+      <w:pPr>
+        <w:pStyle w:val="normal"/>
+        <w:rPr>
+          <w:lang w:val="en-US"/>
+        </w:rPr>
+      </w:pPr>
+      <w:r>
+        <w:t>В качестве альтернативного решения</w:t>
+      </w:r>
+      <w:r>
+        <w:t xml:space="preserve"> можно создавать заявки на депозиты сразу </w:t>
+      </w:r>
+      <w:proofErr w:type="gramStart"/>
+      <w:r>
+        <w:t>из</w:t>
+      </w:r>
+      <w:proofErr w:type="gramEnd"/>
+      <w:r>
+        <w:t xml:space="preserve"> </w:t>
+      </w:r>
+      <w:proofErr w:type="gramStart"/>
+      <w:r>
+        <w:t>интернет-банка</w:t>
+      </w:r>
+      <w:proofErr w:type="gramEnd"/>
+      <w:r>
+        <w:t xml:space="preserve"> в базе данных АБС. Данное решение создаст риски, в случае большого числа заявок от клиентов, а так же создаёт дополнительные риски безопасности.</w:t>
+      </w:r>
+    </w:p>
+    <w:p>
+      <w:pPr>
+        <w:pStyle w:val="normal"/>
+        <w:rPr>
+          <w:lang w:val="en-US"/>
+        </w:rPr>
+      </w:pPr>
+    </w:p>
+    <w:p>
+      <w:pPr>
+        <w:pStyle w:val="normal"/>
+      </w:pPr>
+      <w:r>
+        <w:t>Также</w:t>
+      </w:r>
+      <w:r>
+        <w:t xml:space="preserve"> можно было бы использовать почтовый сервер и обрабатывать заявки по почте. Это требует меньших усилий в реализации, но может потребовать значительных усилий от менеджеров </w:t>
+      </w:r>
+      <w:proofErr w:type="spellStart"/>
+      <w:r>
+        <w:t>бэк</w:t>
+      </w:r>
+      <w:proofErr w:type="spellEnd"/>
+      <w:r>
+        <w:t xml:space="preserve"> офиса по обработке заявок в случае популярности новой функции. Не соответствует стратегии цифровой трансформации.</w:t>
+      </w:r>
+    </w:p>
+    <w:p>
+      <w:pPr>
+        <w:pStyle w:val="normal"/>
+      </w:pPr>
+    </w:p>
+    <w:p>
+      <w:pPr>
+        <w:pStyle w:val="normal"/>
+      </w:pPr>
+      <w:r>
+        <w:t xml:space="preserve">Загрузку ставок по депозитам </w:t>
+      </w:r>
+      <w:proofErr w:type="gramStart"/>
+      <w:r>
+        <w:t>из</w:t>
+      </w:r>
+      <w:proofErr w:type="gramEnd"/>
+      <w:r>
+        <w:t xml:space="preserve"> </w:t>
+      </w:r>
+      <w:proofErr w:type="gramStart"/>
+      <w:r>
+        <w:t>интернет-банка</w:t>
+      </w:r>
+      <w:proofErr w:type="gramEnd"/>
+      <w:r>
+        <w:t xml:space="preserve"> можно так</w:t>
+      </w:r>
+      <w:r>
+        <w:t>же реализовать напрямую запросом из базы</w:t>
+      </w:r>
+      <w:r>
+        <w:t>, но это создаст дополнительную нагрузку на АБС, которая и так испытывает проблемы производительности.</w:t>
+      </w:r>
+    </w:p>
+    <w:p>
+      <w:pPr>
+        <w:pStyle w:val="normal"/>
+      </w:pPr>
+    </w:p>
+    <w:p>
+      <w:pPr>
+        <w:pStyle w:val="normal"/>
+      </w:pPr>
+      <w:r>
+        <w:t xml:space="preserve">Ещё одним вариантом может быть синхронизация ставок базы АБС и нового сервиса через инструменты </w:t>
+      </w:r>
+      <w:r>
+        <w:rPr>
+          <w:lang w:val="en-US"/>
+        </w:rPr>
+        <w:t>CDC</w:t>
+      </w:r>
+      <w:r>
+        <w:t xml:space="preserve">. </w:t>
+      </w:r>
+      <w:r>
+        <w:t>Но требует внедрения ещё б</w:t>
+      </w:r>
+      <w:r>
+        <w:t>ольшего количества инструментов.</w:t>
+      </w:r>
+      <w:r>
+        <w:t xml:space="preserve"> Сервер </w:t>
+      </w:r>
+      <w:r>
+        <w:rPr>
+          <w:lang w:val="en-US"/>
+        </w:rPr>
+        <w:t>Kafka</w:t>
+      </w:r>
+      <w:r>
+        <w:t xml:space="preserve"> планируется быть использован в дальнейшем для реализации другого функционала.</w:t>
+      </w:r>
+      <w:r>
+        <w:t xml:space="preserve"> </w:t>
+      </w:r>
+    </w:p>
+    <w:p>
+      <w:pPr>
+        <w:pStyle w:val="normal"/>
+      </w:pPr>
+    </w:p>
+    <w:p>
+      <w:pPr>
+        <w:pStyle w:val="normal"/>
+      </w:pPr>
+      <w:r>
+        <w:t xml:space="preserve">Также можно организовать хранение ставок по депозитам в </w:t>
+      </w:r>
+      <w:proofErr w:type="spellStart"/>
+      <w:r>
+        <w:t>кэше</w:t>
+      </w:r>
+      <w:proofErr w:type="spellEnd"/>
+      <w:r>
+        <w:t xml:space="preserve">, например </w:t>
+      </w:r>
+      <w:proofErr w:type="spellStart"/>
+      <w:r>
+        <w:rPr>
+          <w:lang w:val="en-US"/>
+        </w:rPr>
+        <w:t>Redis</w:t>
+      </w:r>
+      <w:proofErr w:type="spellEnd"/>
+      <w:r>
+        <w:t xml:space="preserve">. </w:t>
+      </w:r>
+      <w:r>
+        <w:t xml:space="preserve">Но данная технология новая и неочевидно, пригодится ли она в будущем </w:t>
+      </w:r>
+      <w:r>
+        <w:t>для реализации каких-</w:t>
+      </w:r>
+      <w:r>
+        <w:t>то ещё требований.</w:t>
+      </w:r>
+      <w:r>
+        <w:t xml:space="preserve"> Потребуется настройка отказоустойчивости и резервного копирования.</w:t>
+      </w:r>
+      <w:r>
+        <w:t xml:space="preserve"> В</w:t>
+      </w:r>
+      <w:r>
+        <w:t xml:space="preserve"> </w:t>
+      </w:r>
+      <w:r>
+        <w:t>целом решение потребует больших усилий.</w:t>
+      </w:r>
+    </w:p>
+    <w:p>
+      <w:pPr>
+        <w:pStyle w:val="normal"/>
+      </w:pPr>
+    </w:p>
+    <w:p>
+      <w:pPr>
+        <w:pStyle w:val="normal"/>
+      </w:pPr>
+      <w:r>
+        <w:t>Ещё од</w:t>
+      </w:r>
+      <w:r>
+        <w:t>н</w:t>
+      </w:r>
+      <w:r>
+        <w:t>им</w:t>
+      </w:r>
+      <w:r>
+        <w:t xml:space="preserve"> вариантом получение ставок в новом сервисе может быть периодическое обновление их по расписанию. Это простой вариант, но увеличит время </w:t>
+      </w:r>
+      <w:r>
+        <w:t xml:space="preserve">неактуальности </w:t>
+      </w:r>
+      <w:r>
+        <w:t>ставок</w:t>
+      </w:r>
+      <w:r>
+        <w:t>.</w:t>
+      </w:r>
+      <w:r>
+        <w:t xml:space="preserve">  </w:t>
+      </w:r>
+    </w:p>
+    <w:p>
+      <w:pPr>
+        <w:pStyle w:val="normal"/>
+        <w:rPr>
+          <w:lang w:val="en-US"/>
+        </w:rPr>
+      </w:pPr>
+    </w:p>
+    <w:p>
+      <w:pPr>
+        <w:pStyle w:val="normal"/>
+      </w:pPr>
+    </w:p>
+    <w:p>
+      <w:pPr>
+        <w:pStyle w:val="normal"/>
+      </w:pPr>
+    </w:p>
+    <w:p>
+      <w:pPr>
+        <w:pStyle w:val="normal"/>
+      </w:pPr>
+    </w:p>
+    <w:p>
+      <w:pPr>
+        <w:pStyle w:val="normal"/>
+        <w:spacing w:before="240" w:after="240"/>
         <w:rPr>
           <w:b/>
           <w:color w:val="000000"/>
@@ -2363,98 +3317,29 @@
           <w:szCs w:val="26"/>
         </w:rPr>
         <w:lastRenderedPageBreak/>
-        <w:t>Альтернативы</w:t>
-      </w:r>
-    </w:p>
-    <w:p>
-      <w:pPr>
-        <w:pStyle w:val="normal"/>
-      </w:pPr>
-      <w:r>
-        <w:t xml:space="preserve">В качестве альтернативных решений можно было бы использовать почтовый сервер и обрабатывать заявки по почте. Это требует меньших усилий в реализации, но может потребовать значительных усилий от менеджеров </w:t>
-      </w:r>
-      <w:proofErr w:type="spellStart"/>
-      <w:r>
-        <w:t>бэк</w:t>
-      </w:r>
-      <w:proofErr w:type="spellEnd"/>
-      <w:r>
-        <w:t xml:space="preserve"> офиса по обработке заявок в случае популярности новой функции. Не соответствует стратегии цифровой </w:t>
-      </w:r>
-      <w:proofErr w:type="spellStart"/>
-      <w:r>
-        <w:t>транформации</w:t>
-      </w:r>
-      <w:proofErr w:type="spellEnd"/>
-      <w:r>
-        <w:t>.</w:t>
-      </w:r>
-    </w:p>
-    <w:p>
-      <w:pPr>
-        <w:pStyle w:val="normal"/>
-      </w:pPr>
-    </w:p>
-    <w:p>
-      <w:pPr>
-        <w:pStyle w:val="normal"/>
-      </w:pPr>
-      <w:r>
-        <w:t xml:space="preserve">Можно было отказаться от использования очередь сообщений, что сделало дизайн проще. Но в этом </w:t>
-      </w:r>
-      <w:proofErr w:type="gramStart"/>
-      <w:r>
-        <w:t>случае</w:t>
-      </w:r>
-      <w:proofErr w:type="gramEnd"/>
-      <w:r>
-        <w:t xml:space="preserve"> например для отправки СМС после открытия депозита, интернет банк бы должен опрашивать изменения статуса заявки или должен быть интегрирован с ним напрямую, что приведёт или к задержкам отправки или </w:t>
-      </w:r>
-      <w:r>
-        <w:t>меньшей надёжности схемы.</w:t>
-      </w:r>
-    </w:p>
-    <w:p>
-      <w:pPr>
-        <w:pStyle w:val="normal"/>
-      </w:pPr>
-    </w:p>
-    <w:p>
-      <w:pPr>
-        <w:pStyle w:val="normal"/>
-        <w:rPr>
-          <w:lang w:val="en-US"/>
-        </w:rPr>
-      </w:pPr>
-      <w:r>
-        <w:t xml:space="preserve">Также альтернативным вариантом было бы продолжить расширять логику в базе данных, но это приводит к сложностям в поддержки системы и сложностям масштабирования. </w:t>
-      </w:r>
-      <w:r>
-        <w:t xml:space="preserve"> А также создаёт </w:t>
-      </w:r>
-      <w:r>
-        <w:rPr>
-          <w:lang w:val="en-US"/>
-        </w:rPr>
-        <w:t>vendor lock.</w:t>
+        <w:t>Недостатки, ограничения, риски</w:t>
       </w:r>
     </w:p>
     <w:p>
       <w:pPr>
         <w:pStyle w:val="normal"/>
         <w:spacing w:before="240" w:after="240"/>
-        <w:rPr>
-          <w:lang w:val="en-US"/>
-        </w:rPr>
-      </w:pPr>
-      <w:r>
-        <w:rPr>
-          <w:b/>
-          <w:color w:val="000000"/>
-          <w:sz w:val="26"/>
-          <w:szCs w:val="26"/>
-        </w:rPr>
-        <w:t>Недостатки, ограничения, риски</w:t>
+      </w:pPr>
+      <w:r>
+        <w:t xml:space="preserve">Скорость обработки заявок на депозиты зависит от количества сотрудников </w:t>
+      </w:r>
+      <w:proofErr w:type="spellStart"/>
+      <w:proofErr w:type="gramStart"/>
+      <w:r>
+        <w:t>бэк-офиса</w:t>
+      </w:r>
+      <w:proofErr w:type="spellEnd"/>
+      <w:proofErr w:type="gramEnd"/>
+      <w:r>
+        <w:t xml:space="preserve"> а так же их скорости работы.</w:t>
+      </w:r>
+      <w:r>
+        <w:t xml:space="preserve"> Будет решено в будущем с внедрением полноценного решения. </w:t>
       </w:r>
     </w:p>
     <w:p>
@@ -2480,50 +3365,102 @@
         <w:t>согласованной их работы.</w:t>
       </w:r>
       <w:r>
+        <w:t xml:space="preserve"> В</w:t>
+      </w:r>
+      <w:r>
         <w:t xml:space="preserve"> </w:t>
       </w:r>
+      <w:r>
+        <w:t xml:space="preserve">целом, </w:t>
+      </w:r>
+      <w:r>
+        <w:t xml:space="preserve">переход системы на </w:t>
+      </w:r>
       <w:proofErr w:type="spellStart"/>
       <w:r>
-        <w:t>Вцелом</w:t>
+        <w:t>микросервисную</w:t>
       </w:r>
       <w:proofErr w:type="spellEnd"/>
       <w:r>
-        <w:t xml:space="preserve"> переход системы на </w:t>
+        <w:t xml:space="preserve"> архитектуру потребует внедрения централизованного </w:t>
       </w:r>
       <w:proofErr w:type="spellStart"/>
       <w:r>
-        <w:t>микросервисную</w:t>
+        <w:t>логгир</w:t>
+      </w:r>
+      <w:r>
+        <w:t>ования</w:t>
       </w:r>
       <w:proofErr w:type="spellEnd"/>
       <w:r>
-        <w:t xml:space="preserve"> архитектуру потребует внедрения централизованного </w:t>
+        <w:t xml:space="preserve">, мониторинга и </w:t>
       </w:r>
       <w:proofErr w:type="spellStart"/>
       <w:r>
-        <w:t>логгир</w:t>
-      </w:r>
-      <w:r>
-        <w:t>ования</w:t>
+        <w:t>трейсинга</w:t>
       </w:r>
       <w:proofErr w:type="spellEnd"/>
       <w:r>
-        <w:t xml:space="preserve">, мониторинга и </w:t>
+        <w:t xml:space="preserve">. Также это потребует от команды повысить знания о работе в рамках </w:t>
       </w:r>
       <w:proofErr w:type="spellStart"/>
       <w:r>
-        <w:t>трейсинга</w:t>
+        <w:t>микросервисной</w:t>
       </w:r>
       <w:proofErr w:type="spellEnd"/>
       <w:r>
-        <w:t xml:space="preserve">. Также это потребует от команды повысить знания о работе в рамках </w:t>
-      </w:r>
-      <w:proofErr w:type="spellStart"/>
-      <w:r>
-        <w:t>микросервисной</w:t>
-      </w:r>
-      <w:proofErr w:type="spellEnd"/>
-      <w:r>
         <w:t xml:space="preserve"> архитектуры.</w:t>
+      </w:r>
+    </w:p>
+    <w:p>
+      <w:pPr>
+        <w:pStyle w:val="normal"/>
+        <w:spacing w:before="240" w:after="240"/>
+      </w:pPr>
+      <w:r>
+        <w:t>Ограни</w:t>
+      </w:r>
+      <w:r>
+        <w:t xml:space="preserve">чение системы является тот факт, </w:t>
+      </w:r>
+      <w:r>
+        <w:t>что текущая система АБС не может масштабироваться горизонтально.</w:t>
+      </w:r>
+    </w:p>
+    <w:p>
+      <w:pPr>
+        <w:pStyle w:val="normal"/>
+        <w:spacing w:before="240" w:after="240"/>
+      </w:pPr>
+      <w:r>
+        <w:t>Также проблема заключается в том</w:t>
+      </w:r>
+      <w:r>
+        <w:t>,</w:t>
+      </w:r>
+      <w:r>
+        <w:t xml:space="preserve"> что текущая система интернет-банка не поддерживает горизонтальное масштабирование и отказоустойчивость</w:t>
+      </w:r>
+      <w:r>
+        <w:t>, но так как он имеет пока что м</w:t>
+      </w:r>
+      <w:r>
+        <w:t>алую популярность</w:t>
+      </w:r>
+      <w:r>
+        <w:t>,</w:t>
+      </w:r>
+      <w:r>
+        <w:t xml:space="preserve"> это не является проблемой при реализации </w:t>
+      </w:r>
+      <w:r>
+        <w:rPr>
+          <w:lang w:val="en-US"/>
+        </w:rPr>
+        <w:t>MVP</w:t>
+      </w:r>
+      <w:r>
+        <w:t>.</w:t>
       </w:r>
     </w:p>
     <w:sectPr>
